--- a/06_boletas/inputs/PLANTILLA_boletas.docx
+++ b/06_boletas/inputs/PLANTILLA_boletas.docx
@@ -1711,6 +1711,13 @@
                     </w:rPr>
                     <w:t>Techado</w:t>
                   </w:r>
+                  <w:r>
+                    <w:rPr>
+                      <w:sz w:val="40"/>
+                      <w:szCs w:val="40"/>
+                    </w:rPr>
+                    <w:t xml:space="preserve"> y campo</w:t>
+                  </w:r>
                 </w:p>
               </w:tc>
               <w:tc>
@@ -2141,17 +2148,7 @@
                 <w:sz w:val="40"/>
                 <w:szCs w:val="40"/>
               </w:rPr>
-              <w:t xml:space="preserve">PAGO PRESENCIAL: </w:t>
-            </w:r>
-            <w:proofErr w:type="gramStart"/>
-            <w:r>
-              <w:rPr>
-                <w:b/>
-                <w:bCs/>
-                <w:sz w:val="40"/>
-                <w:szCs w:val="40"/>
-              </w:rPr>
-              <w:t xml:space="preserve">{{ </w:t>
+              <w:t xml:space="preserve">PAGO PRESENCIAL: {{ </w:t>
             </w:r>
             <w:proofErr w:type="spellStart"/>
             <w:r>
@@ -2161,17 +2158,7 @@
                 <w:sz w:val="40"/>
                 <w:szCs w:val="40"/>
               </w:rPr>
-              <w:t>fecha</w:t>
-            </w:r>
-            <w:proofErr w:type="gramEnd"/>
-            <w:r>
-              <w:rPr>
-                <w:b/>
-                <w:bCs/>
-                <w:sz w:val="40"/>
-                <w:szCs w:val="40"/>
-              </w:rPr>
-              <w:t>_pago</w:t>
+              <w:t>fecha_pago</w:t>
             </w:r>
             <w:proofErr w:type="spellEnd"/>
             <w:r>
@@ -2201,43 +2188,7 @@
                 <w:sz w:val="40"/>
                 <w:szCs w:val="40"/>
               </w:rPr>
-              <w:t xml:space="preserve"> }} | (LOCAL DEL PUEBLO),</w:t>
-            </w:r>
-            <w:r>
-              <w:rPr>
-                <w:sz w:val="40"/>
-                <w:szCs w:val="40"/>
-              </w:rPr>
-              <w:t xml:space="preserve">  </w:t>
-            </w:r>
-            <w:r>
-              <w:rPr>
-                <w:b/>
-                <w:bCs/>
-                <w:sz w:val="40"/>
-                <w:szCs w:val="40"/>
-              </w:rPr>
-              <w:t xml:space="preserve">PAGO YAPE: {{ </w:t>
-            </w:r>
-            <w:proofErr w:type="spellStart"/>
-            <w:r>
-              <w:rPr>
-                <w:b/>
-                <w:bCs/>
-                <w:sz w:val="40"/>
-                <w:szCs w:val="40"/>
-              </w:rPr>
-              <w:t>telefono</w:t>
-            </w:r>
-            <w:proofErr w:type="spellEnd"/>
-            <w:r>
-              <w:rPr>
-                <w:b/>
-                <w:bCs/>
-                <w:sz w:val="40"/>
-                <w:szCs w:val="40"/>
-              </w:rPr>
-              <w:t xml:space="preserve"> }}</w:t>
+              <w:t xml:space="preserve"> }} | (LOCAL DEL PUEBLO)</w:t>
             </w:r>
           </w:p>
         </w:tc>
